--- a/Tong_hop_Custom_Vision_Transformer_SIC.docx
+++ b/Tong_hop_Custom_Vision_Transformer_SIC.docx
@@ -4757,6 +4757,1280 @@
       </w:tr>
     </w:tbl>
     <w:p/>
+    <w:p>
+      <w:r>
+        <w:br w:type="page"/>
+      </w:r>
+    </w:p>
+    <w:p>
+      <w:pPr>
+        <w:pStyle w:val="Heading1"/>
+      </w:pPr>
+      <w:r>
+        <w:t>8. Giải thích chi tiết các thành phần bên trong Transformer</w:t>
+      </w:r>
+    </w:p>
+    <w:p>
+      <w:r>
+        <w:t>Phần này giải thích từng thành phần theo đúng thứ tự chạy trong TransformerEncoderBlock. Tensor đi vào block có dạng [B,T,E]. Với cấu hình SIC-ViT-4: B là batch size, T=50 token (1 CLS + 49 patch), E=192 đặc trưng.</w:t>
+      </w:r>
+    </w:p>
+    <w:p>
+      <w:pPr>
+        <w:spacing w:before="60" w:after="160"/>
+        <w:ind w:left="397" w:right="397"/>
+        <w:shd w:fill="F1F5F9"/>
+      </w:pPr>
+      <w:r>
+        <w:rPr>
+          <w:rFonts w:ascii="Consolas" w:hAnsi="Consolas"/>
+          <w:sz w:val="19"/>
+        </w:rPr>
+        <w:t>x [B,T,E]</w:t>
+        <w:br/>
+        <w:t>x = x + Attention(LayerNorm(x))</w:t>
+        <w:br/>
+        <w:t>x = x + FeedForward(LayerNorm(x))</w:t>
+        <w:br/>
+        <w:t>output [B,T,E]</w:t>
+      </w:r>
+    </w:p>
+    <w:p>
+      <w:pPr>
+        <w:pStyle w:val="Heading2"/>
+      </w:pPr>
+      <w:r>
+        <w:t>8.1. LayerNorm là gì?</w:t>
+      </w:r>
+    </w:p>
+    <w:p>
+      <w:r>
+        <w:t>LayerNorm (Layer Normalization) chuẩn hóa các giá trị đặc trưng bên trong từng token. Nó không trộn các ảnh với nhau và cũng không trộn các token với nhau. Với tensor [B,T,E], LayerNorm tính trung bình và độ lệch chuẩn dọc theo chiều cuối E. Vì E=192, mỗi token được chuẩn hóa riêng trên 192 giá trị của chính nó.</w:t>
+      </w:r>
+    </w:p>
+    <w:p>
+      <w:pPr>
+        <w:spacing w:before="60" w:after="160"/>
+        <w:ind w:left="397" w:right="397"/>
+        <w:shd w:fill="F1F5F9"/>
+      </w:pPr>
+      <w:r>
+        <w:rPr>
+          <w:rFonts w:ascii="Consolas" w:hAnsi="Consolas"/>
+          <w:sz w:val="19"/>
+        </w:rPr>
+        <w:t>Input:  x [16,50,192]</w:t>
+        <w:br/>
+        <w:t>Có 16 x 50 = 800 token</w:t>
+        <w:br/>
+        <w:t>Mỗi token gồm 192 số và được LayerNorm riêng</w:t>
+        <w:br/>
+        <w:t>Output: [16,50,192]  (shape không đổi)</w:t>
+      </w:r>
+    </w:p>
+    <w:p>
+      <w:r>
+        <w:t>Cách tính trực giác: lấy một token, tính mean, trừ mean để đưa dữ liệu về quanh 0, rồi chia cho độ lệch chuẩn để các giá trị có độ lớn ổn định. Sau đó LayerNorm dùng hai tham số học được gamma và beta để model vẫn có thể điều chỉnh lại tỷ lệ và độ dịch chuyển phù hợp.</w:t>
+      </w:r>
+    </w:p>
+    <w:p>
+      <w:pPr>
+        <w:spacing w:before="60" w:after="160"/>
+        <w:ind w:left="397" w:right="397"/>
+        <w:shd w:fill="F1F5F9"/>
+      </w:pPr>
+      <w:r>
+        <w:rPr>
+          <w:rFonts w:ascii="Consolas" w:hAnsi="Consolas"/>
+          <w:sz w:val="19"/>
+        </w:rPr>
+        <w:t>mean = trung bình 192 đặc trưng</w:t>
+        <w:br/>
+        <w:t>variance = trung bình bình phương khoảng cách tới mean</w:t>
+        <w:br/>
+        <w:t>normalized = (x - mean) / sqrt(variance + epsilon)</w:t>
+        <w:br/>
+        <w:t>output = gamma * normalized + beta</w:t>
+      </w:r>
+    </w:p>
+    <w:p>
+      <w:r>
+        <w:t>Ví dụ rút gọn với token [2,4,6]: mean=4, sau khi trừ mean thành [-2,0,2]. LayerNorm tiếp tục chia cho độ lệch chuẩn. Mục đích không phải làm mất thông tin, mà đưa các đặc trưng về thang đo ổn định trước khi đi vào Attention hoặc MLP.</w:t>
+      </w:r>
+    </w:p>
+    <w:tbl>
+      <w:tblPr>
+        <w:tblStyle w:val="TableGrid"/>
+        <w:tblW w:type="auto" w:w="0"/>
+        <w:jc w:val="center"/>
+        <w:tblLook w:firstColumn="1" w:firstRow="1" w:lastColumn="0" w:lastRow="0" w:noHBand="0" w:noVBand="1" w:val="04A0"/>
+      </w:tblPr>
+      <w:tblGrid>
+        <w:gridCol w:w="4986"/>
+        <w:gridCol w:w="4986"/>
+      </w:tblGrid>
+      <w:tr>
+        <w:tc>
+          <w:tcPr>
+            <w:tcW w:type="dxa" w:w="2835"/>
+            <w:shd w:fill="D9EAF7"/>
+            <w:vAlign w:val="center"/>
+          </w:tcPr>
+          <w:p>
+            <w:r>
+              <w:rPr>
+                <w:rFonts w:ascii="Arial" w:hAnsi="Arial"/>
+                <w:b/>
+              </w:rPr>
+              <w:t>Điểm cần nhớ</w:t>
+            </w:r>
+          </w:p>
+        </w:tc>
+        <w:tc>
+          <w:tcPr>
+            <w:tcW w:type="dxa" w:w="6236"/>
+            <w:shd w:fill="D9EAF7"/>
+            <w:vAlign w:val="center"/>
+          </w:tcPr>
+          <w:p>
+            <w:r>
+              <w:rPr>
+                <w:rFonts w:ascii="Arial" w:hAnsi="Arial"/>
+                <w:b/>
+              </w:rPr>
+              <w:t>LayerNorm trong model này</w:t>
+            </w:r>
+          </w:p>
+        </w:tc>
+      </w:tr>
+      <w:tr>
+        <w:tc>
+          <w:tcPr>
+            <w:tcW w:type="dxa" w:w="2835"/>
+            <w:vAlign w:val="center"/>
+          </w:tcPr>
+          <w:p>
+            <w:r>
+              <w:rPr>
+                <w:rFonts w:ascii="Arial" w:hAnsi="Arial"/>
+                <w:sz w:val="19"/>
+              </w:rPr>
+              <w:t>Chuẩn hóa theo chiều nào?</w:t>
+            </w:r>
+          </w:p>
+        </w:tc>
+        <w:tc>
+          <w:tcPr>
+            <w:tcW w:type="dxa" w:w="6236"/>
+            <w:vAlign w:val="center"/>
+          </w:tcPr>
+          <w:p>
+            <w:r>
+              <w:rPr>
+                <w:rFonts w:ascii="Arial" w:hAnsi="Arial"/>
+                <w:sz w:val="19"/>
+              </w:rPr>
+              <w:t>Chiều đặc trưng E=192 của từng token.</w:t>
+            </w:r>
+          </w:p>
+        </w:tc>
+      </w:tr>
+      <w:tr>
+        <w:tc>
+          <w:tcPr>
+            <w:tcW w:type="dxa" w:w="2835"/>
+            <w:vAlign w:val="center"/>
+          </w:tcPr>
+          <w:p>
+            <w:r>
+              <w:rPr>
+                <w:rFonts w:ascii="Arial" w:hAnsi="Arial"/>
+                <w:sz w:val="19"/>
+              </w:rPr>
+              <w:t>Có đổi shape không?</w:t>
+            </w:r>
+          </w:p>
+        </w:tc>
+        <w:tc>
+          <w:tcPr>
+            <w:tcW w:type="dxa" w:w="6236"/>
+            <w:vAlign w:val="center"/>
+          </w:tcPr>
+          <w:p>
+            <w:r>
+              <w:rPr>
+                <w:rFonts w:ascii="Arial" w:hAnsi="Arial"/>
+                <w:sz w:val="19"/>
+              </w:rPr>
+              <w:t>Không: [B,T,192] vẫn là [B,T,192].</w:t>
+            </w:r>
+          </w:p>
+        </w:tc>
+      </w:tr>
+      <w:tr>
+        <w:tc>
+          <w:tcPr>
+            <w:tcW w:type="dxa" w:w="2835"/>
+            <w:vAlign w:val="center"/>
+          </w:tcPr>
+          <w:p>
+            <w:r>
+              <w:rPr>
+                <w:rFonts w:ascii="Arial" w:hAnsi="Arial"/>
+                <w:sz w:val="19"/>
+              </w:rPr>
+              <w:t>Có tham số học không?</w:t>
+            </w:r>
+          </w:p>
+        </w:tc>
+        <w:tc>
+          <w:tcPr>
+            <w:tcW w:type="dxa" w:w="6236"/>
+            <w:vAlign w:val="center"/>
+          </w:tcPr>
+          <w:p>
+            <w:r>
+              <w:rPr>
+                <w:rFonts w:ascii="Arial" w:hAnsi="Arial"/>
+                <w:sz w:val="19"/>
+              </w:rPr>
+              <w:t>Có: gamma và beta, mỗi tham số có 192 giá trị.</w:t>
+            </w:r>
+          </w:p>
+        </w:tc>
+      </w:tr>
+      <w:tr>
+        <w:tc>
+          <w:tcPr>
+            <w:tcW w:type="dxa" w:w="2835"/>
+            <w:vAlign w:val="center"/>
+          </w:tcPr>
+          <w:p>
+            <w:r>
+              <w:rPr>
+                <w:rFonts w:ascii="Arial" w:hAnsi="Arial"/>
+                <w:sz w:val="19"/>
+              </w:rPr>
+              <w:t>Tại sao cần?</w:t>
+            </w:r>
+          </w:p>
+        </w:tc>
+        <w:tc>
+          <w:tcPr>
+            <w:tcW w:type="dxa" w:w="6236"/>
+            <w:vAlign w:val="center"/>
+          </w:tcPr>
+          <w:p>
+            <w:r>
+              <w:rPr>
+                <w:rFonts w:ascii="Arial" w:hAnsi="Arial"/>
+                <w:sz w:val="19"/>
+              </w:rPr>
+              <w:t>Giữ độ lớn dữ liệu ổn định, giúp gradient và quá trình train ổn định hơn.</w:t>
+            </w:r>
+          </w:p>
+        </w:tc>
+      </w:tr>
+      <w:tr>
+        <w:tc>
+          <w:tcPr>
+            <w:tcW w:type="dxa" w:w="2835"/>
+            <w:vAlign w:val="center"/>
+          </w:tcPr>
+          <w:p>
+            <w:r>
+              <w:rPr>
+                <w:rFonts w:ascii="Arial" w:hAnsi="Arial"/>
+                <w:sz w:val="19"/>
+              </w:rPr>
+              <w:t>Khác BatchNorm?</w:t>
+            </w:r>
+          </w:p>
+        </w:tc>
+        <w:tc>
+          <w:tcPr>
+            <w:tcW w:type="dxa" w:w="6236"/>
+            <w:vAlign w:val="center"/>
+          </w:tcPr>
+          <w:p>
+            <w:r>
+              <w:rPr>
+                <w:rFonts w:ascii="Arial" w:hAnsi="Arial"/>
+                <w:sz w:val="19"/>
+              </w:rPr>
+              <w:t>LayerNorm không phụ thuộc các ảnh khác trong batch; phù hợp chuỗi token và batch nhỏ.</w:t>
+            </w:r>
+          </w:p>
+        </w:tc>
+      </w:tr>
+    </w:tbl>
+    <w:p/>
+    <w:p>
+      <w:pPr>
+        <w:pStyle w:val="Heading2"/>
+      </w:pPr>
+      <w:r>
+        <w:t>8.2. Pre-Norm và hai LayerNorm</w:t>
+      </w:r>
+    </w:p>
+    <w:p>
+      <w:r>
+        <w:t>Block có hai LayerNorm khác nhau. norm_attention chuẩn hóa trước Attention; norm_mlp chuẩn hóa trước FeedForward. Chúng có cùng cách hoạt động nhưng sở hữu gamma và beta riêng, vì dữ liệu ở hai vị trí đã khác nhau. Cách đặt LayerNorm trước module được gọi là Pre-Norm.</w:t>
+      </w:r>
+    </w:p>
+    <w:p>
+      <w:pPr>
+        <w:spacing w:before="60" w:after="160"/>
+        <w:ind w:left="397" w:right="397"/>
+        <w:shd w:fill="F1F5F9"/>
+      </w:pPr>
+      <w:r>
+        <w:rPr>
+          <w:rFonts w:ascii="Consolas" w:hAnsi="Consolas"/>
+          <w:sz w:val="19"/>
+        </w:rPr>
+        <w:t>attention_input = norm_attention(x)</w:t>
+        <w:br/>
+        <w:t>attention_output = self_attention(attention_input)</w:t>
+        <w:br/>
+        <w:t>x = x + attention_output</w:t>
+        <w:br/>
+        <w:br/>
+        <w:t>mlp_input = norm_mlp(x)</w:t>
+        <w:br/>
+        <w:t>mlp_output = feed_forward(mlp_input)</w:t>
+        <w:br/>
+        <w:t>x = x + mlp_output</w:t>
+      </w:r>
+    </w:p>
+    <w:p>
+      <w:pPr>
+        <w:pStyle w:val="Heading2"/>
+      </w:pPr>
+      <w:r>
+        <w:t>8.3. Self-Attention hoạt động như thế nào?</w:t>
+      </w:r>
+    </w:p>
+    <w:p>
+      <w:r>
+        <w:t>Self-Attention cho phép mỗi token lấy thông tin từ tất cả token còn lại. Một patch chứa mắt có thể chú ý tới patch chứa mũi, miệng hoặc đường nét khuôn mặt. CLS token cũng chú ý tới 49 patch để dần tổng hợp thông tin của toàn ảnh.</w:t>
+      </w:r>
+    </w:p>
+    <w:tbl>
+      <w:tblPr>
+        <w:tblStyle w:val="TableGrid"/>
+        <w:tblW w:type="auto" w:w="0"/>
+        <w:jc w:val="center"/>
+        <w:tblLook w:firstColumn="1" w:firstRow="1" w:lastColumn="0" w:lastRow="0" w:noHBand="0" w:noVBand="1" w:val="04A0"/>
+      </w:tblPr>
+      <w:tblGrid>
+        <w:gridCol w:w="3324"/>
+        <w:gridCol w:w="3324"/>
+        <w:gridCol w:w="3324"/>
+      </w:tblGrid>
+      <w:tr>
+        <w:tc>
+          <w:tcPr>
+            <w:tcW w:type="dxa" w:w="1701"/>
+            <w:shd w:fill="D9EAF7"/>
+            <w:vAlign w:val="center"/>
+          </w:tcPr>
+          <w:p>
+            <w:r>
+              <w:rPr>
+                <w:rFonts w:ascii="Arial" w:hAnsi="Arial"/>
+                <w:b/>
+              </w:rPr>
+              <w:t>Thành phần</w:t>
+            </w:r>
+          </w:p>
+        </w:tc>
+        <w:tc>
+          <w:tcPr>
+            <w:tcW w:type="dxa" w:w="2835"/>
+            <w:shd w:fill="D9EAF7"/>
+            <w:vAlign w:val="center"/>
+          </w:tcPr>
+          <w:p>
+            <w:r>
+              <w:rPr>
+                <w:rFonts w:ascii="Arial" w:hAnsi="Arial"/>
+                <w:b/>
+              </w:rPr>
+              <w:t>Câu hỏi trực giác</w:t>
+            </w:r>
+          </w:p>
+        </w:tc>
+        <w:tc>
+          <w:tcPr>
+            <w:tcW w:type="dxa" w:w="4535"/>
+            <w:shd w:fill="D9EAF7"/>
+            <w:vAlign w:val="center"/>
+          </w:tcPr>
+          <w:p>
+            <w:r>
+              <w:rPr>
+                <w:rFonts w:ascii="Arial" w:hAnsi="Arial"/>
+                <w:b/>
+              </w:rPr>
+              <w:t>Vai trò</w:t>
+            </w:r>
+          </w:p>
+        </w:tc>
+      </w:tr>
+      <w:tr>
+        <w:tc>
+          <w:tcPr>
+            <w:tcW w:type="dxa" w:w="1701"/>
+            <w:vAlign w:val="center"/>
+          </w:tcPr>
+          <w:p>
+            <w:r>
+              <w:rPr>
+                <w:rFonts w:ascii="Arial" w:hAnsi="Arial"/>
+                <w:sz w:val="19"/>
+              </w:rPr>
+              <w:t>Query (Q)</w:t>
+            </w:r>
+          </w:p>
+        </w:tc>
+        <w:tc>
+          <w:tcPr>
+            <w:tcW w:type="dxa" w:w="2835"/>
+            <w:vAlign w:val="center"/>
+          </w:tcPr>
+          <w:p>
+            <w:r>
+              <w:rPr>
+                <w:rFonts w:ascii="Arial" w:hAnsi="Arial"/>
+                <w:sz w:val="19"/>
+              </w:rPr>
+              <w:t>Token này đang tìm thông tin gì?</w:t>
+            </w:r>
+          </w:p>
+        </w:tc>
+        <w:tc>
+          <w:tcPr>
+            <w:tcW w:type="dxa" w:w="4535"/>
+            <w:vAlign w:val="center"/>
+          </w:tcPr>
+          <w:p>
+            <w:r>
+              <w:rPr>
+                <w:rFonts w:ascii="Arial" w:hAnsi="Arial"/>
+                <w:sz w:val="19"/>
+              </w:rPr>
+              <w:t>Đại diện nhu cầu tìm kiếm của token hiện tại.</w:t>
+            </w:r>
+          </w:p>
+        </w:tc>
+      </w:tr>
+      <w:tr>
+        <w:tc>
+          <w:tcPr>
+            <w:tcW w:type="dxa" w:w="1701"/>
+            <w:vAlign w:val="center"/>
+          </w:tcPr>
+          <w:p>
+            <w:r>
+              <w:rPr>
+                <w:rFonts w:ascii="Arial" w:hAnsi="Arial"/>
+                <w:sz w:val="19"/>
+              </w:rPr>
+              <w:t>Key (K)</w:t>
+            </w:r>
+          </w:p>
+        </w:tc>
+        <w:tc>
+          <w:tcPr>
+            <w:tcW w:type="dxa" w:w="2835"/>
+            <w:vAlign w:val="center"/>
+          </w:tcPr>
+          <w:p>
+            <w:r>
+              <w:rPr>
+                <w:rFonts w:ascii="Arial" w:hAnsi="Arial"/>
+                <w:sz w:val="19"/>
+              </w:rPr>
+              <w:t>Token kia phù hợp đến mức nào?</w:t>
+            </w:r>
+          </w:p>
+        </w:tc>
+        <w:tc>
+          <w:tcPr>
+            <w:tcW w:type="dxa" w:w="4535"/>
+            <w:vAlign w:val="center"/>
+          </w:tcPr>
+          <w:p>
+            <w:r>
+              <w:rPr>
+                <w:rFonts w:ascii="Arial" w:hAnsi="Arial"/>
+                <w:sz w:val="19"/>
+              </w:rPr>
+              <w:t>Dùng để tính độ liên quan với Query.</w:t>
+            </w:r>
+          </w:p>
+        </w:tc>
+      </w:tr>
+      <w:tr>
+        <w:tc>
+          <w:tcPr>
+            <w:tcW w:type="dxa" w:w="1701"/>
+            <w:vAlign w:val="center"/>
+          </w:tcPr>
+          <w:p>
+            <w:r>
+              <w:rPr>
+                <w:rFonts w:ascii="Arial" w:hAnsi="Arial"/>
+                <w:sz w:val="19"/>
+              </w:rPr>
+              <w:t>Value (V)</w:t>
+            </w:r>
+          </w:p>
+        </w:tc>
+        <w:tc>
+          <w:tcPr>
+            <w:tcW w:type="dxa" w:w="2835"/>
+            <w:vAlign w:val="center"/>
+          </w:tcPr>
+          <w:p>
+            <w:r>
+              <w:rPr>
+                <w:rFonts w:ascii="Arial" w:hAnsi="Arial"/>
+                <w:sz w:val="19"/>
+              </w:rPr>
+              <w:t>Nếu phù hợp thì lấy nội dung gì?</w:t>
+            </w:r>
+          </w:p>
+        </w:tc>
+        <w:tc>
+          <w:tcPr>
+            <w:tcW w:type="dxa" w:w="4535"/>
+            <w:vAlign w:val="center"/>
+          </w:tcPr>
+          <w:p>
+            <w:r>
+              <w:rPr>
+                <w:rFonts w:ascii="Arial" w:hAnsi="Arial"/>
+                <w:sz w:val="19"/>
+              </w:rPr>
+              <w:t>Thông tin được cộng có trọng số vào kết quả.</w:t>
+            </w:r>
+          </w:p>
+        </w:tc>
+      </w:tr>
+    </w:tbl>
+    <w:p/>
+    <w:p>
+      <w:pPr>
+        <w:spacing w:before="60" w:after="160"/>
+        <w:ind w:left="397" w:right="397"/>
+        <w:shd w:fill="F1F5F9"/>
+      </w:pPr>
+      <w:r>
+        <w:rPr>
+          <w:rFonts w:ascii="Consolas" w:hAnsi="Consolas"/>
+          <w:sz w:val="19"/>
+        </w:rPr>
+        <w:t>scores = Q @ K^T / sqrt(head_dim)</w:t>
+        <w:br/>
+        <w:t>attention_weights = softmax(scores)</w:t>
+        <w:br/>
+        <w:t>output = attention_weights @ V</w:t>
+      </w:r>
+    </w:p>
+    <w:p>
+      <w:r>
+        <w:t>Softmax biến các điểm liên quan thành trọng số có tổng bằng 1. Token liên quan hơn nhận trọng số lớn hơn. Phép chia cho căn bậc hai của head_dim giữ scores không quá lớn, tránh Softmax bị bão hòa và giúp train ổn định.</w:t>
+      </w:r>
+    </w:p>
+    <w:p>
+      <w:pPr>
+        <w:pStyle w:val="Heading2"/>
+      </w:pPr>
+      <w:r>
+        <w:t>8.4. Multi-Head Attention là gì?</w:t>
+      </w:r>
+    </w:p>
+    <w:p>
+      <w:r>
+        <w:t>Thay vì chỉ thực hiện một Attention trên toàn bộ 192 chiều, model chia thành 3 head. Mỗi head xử lý 64 chiều vì 192/3=64. Các head có trọng số riêng nên có thể học những kiểu quan hệ khác nhau, chẳng hạn một head chú ý hình dạng mắt, một head chú ý tỷ lệ giữa các bộ phận và một head chú ý đường nét tổng thể. Đây chỉ là cách hiểu trực giác; model tự quyết định mỗi head thực sự học gì.</w:t>
+      </w:r>
+    </w:p>
+    <w:p>
+      <w:pPr>
+        <w:spacing w:before="60" w:after="160"/>
+        <w:ind w:left="397" w:right="397"/>
+        <w:shd w:fill="F1F5F9"/>
+      </w:pPr>
+      <w:r>
+        <w:rPr>
+          <w:rFonts w:ascii="Consolas" w:hAnsi="Consolas"/>
+          <w:sz w:val="19"/>
+        </w:rPr>
+        <w:t>Input [B,50,192]</w:t>
+        <w:br/>
+        <w:t>3 heads x 64 chiều</w:t>
+        <w:br/>
+        <w:t>Attention chạy song song trên 3 head</w:t>
+        <w:br/>
+        <w:t>Ghép kết quả: [B,50,192]</w:t>
+        <w:br/>
+        <w:t>Output projection: [B,50,192]</w:t>
+      </w:r>
+    </w:p>
+    <w:p>
+      <w:pPr>
+        <w:pStyle w:val="Heading2"/>
+      </w:pPr>
+      <w:r>
+        <w:t>8.5. Residual connection là gì?</w:t>
+      </w:r>
+    </w:p>
+    <w:p>
+      <w:r>
+        <w:t>Residual connection cộng đầu vào cũ với thông tin mới do Attention hoặc FeedForward tạo ra. Module không phải xây lại toàn bộ biểu diễn từ đầu; nó chỉ cần học phần thông tin cần bổ sung. Đường cộng trực tiếp cũng giúp gradient truyền qua nhiều block dễ hơn.</w:t>
+      </w:r>
+    </w:p>
+    <w:p>
+      <w:pPr>
+        <w:spacing w:before="60" w:after="160"/>
+        <w:ind w:left="397" w:right="397"/>
+        <w:shd w:fill="F1F5F9"/>
+      </w:pPr>
+      <w:r>
+        <w:rPr>
+          <w:rFonts w:ascii="Consolas" w:hAnsi="Consolas"/>
+          <w:sz w:val="19"/>
+        </w:rPr>
+        <w:t>x_new = x_old + new_information</w:t>
+      </w:r>
+    </w:p>
+    <w:p>
+      <w:r>
+        <w:t>Hai tensor phải cùng shape để cộng theo từng vị trí. Đây là lý do Attention và FeedForward đều đưa output trở lại [B,T,E].</w:t>
+      </w:r>
+    </w:p>
+    <w:p>
+      <w:pPr>
+        <w:pStyle w:val="Heading2"/>
+      </w:pPr>
+      <w:r>
+        <w:t>8.6. FeedForward xử lý gì?</w:t>
+      </w:r>
+    </w:p>
+    <w:p>
+      <w:r>
+        <w:t>Attention trao đổi thông tin giữa các token. FeedForward lại xử lý từng token riêng, nhưng dùng cùng một bộ trọng số cho mọi token. Trong model hiện tại, mỗi vector 192 chiều được mở rộng lên 384 chiều, đi qua GELU và Dropout, rồi thu về 192 chiều.</w:t>
+      </w:r>
+    </w:p>
+    <w:p>
+      <w:pPr>
+        <w:spacing w:before="60" w:after="160"/>
+        <w:ind w:left="397" w:right="397"/>
+        <w:shd w:fill="F1F5F9"/>
+      </w:pPr>
+      <w:r>
+        <w:rPr>
+          <w:rFonts w:ascii="Consolas" w:hAnsi="Consolas"/>
+          <w:sz w:val="19"/>
+        </w:rPr>
+        <w:t>[B,T,192]</w:t>
+        <w:br/>
+        <w:t>-&gt; Linear(192,384)</w:t>
+        <w:br/>
+        <w:t>-&gt; GELU</w:t>
+        <w:br/>
+        <w:t>-&gt; Dropout</w:t>
+        <w:br/>
+        <w:t>-&gt; Linear(384,192)</w:t>
+        <w:br/>
+        <w:t>-&gt; Dropout</w:t>
+        <w:br/>
+        <w:t>-&gt; [B,T,192]</w:t>
+      </w:r>
+    </w:p>
+    <w:tbl>
+      <w:tblPr>
+        <w:tblStyle w:val="TableGrid"/>
+        <w:tblW w:type="auto" w:w="0"/>
+        <w:jc w:val="center"/>
+        <w:tblLook w:firstColumn="1" w:firstRow="1" w:lastColumn="0" w:lastRow="0" w:noHBand="0" w:noVBand="1" w:val="04A0"/>
+      </w:tblPr>
+      <w:tblGrid>
+        <w:gridCol w:w="4986"/>
+        <w:gridCol w:w="4986"/>
+      </w:tblGrid>
+      <w:tr>
+        <w:tc>
+          <w:tcPr>
+            <w:tcW w:type="dxa" w:w="2835"/>
+            <w:shd w:fill="D9EAF7"/>
+            <w:vAlign w:val="center"/>
+          </w:tcPr>
+          <w:p>
+            <w:r>
+              <w:rPr>
+                <w:rFonts w:ascii="Arial" w:hAnsi="Arial"/>
+                <w:b/>
+              </w:rPr>
+              <w:t>Thành phần</w:t>
+            </w:r>
+          </w:p>
+        </w:tc>
+        <w:tc>
+          <w:tcPr>
+            <w:tcW w:type="dxa" w:w="6236"/>
+            <w:shd w:fill="D9EAF7"/>
+            <w:vAlign w:val="center"/>
+          </w:tcPr>
+          <w:p>
+            <w:r>
+              <w:rPr>
+                <w:rFonts w:ascii="Arial" w:hAnsi="Arial"/>
+                <w:b/>
+              </w:rPr>
+              <w:t>Ý nghĩa</w:t>
+            </w:r>
+          </w:p>
+        </w:tc>
+      </w:tr>
+      <w:tr>
+        <w:tc>
+          <w:tcPr>
+            <w:tcW w:type="dxa" w:w="2835"/>
+            <w:vAlign w:val="center"/>
+          </w:tcPr>
+          <w:p>
+            <w:r>
+              <w:rPr>
+                <w:rFonts w:ascii="Arial" w:hAnsi="Arial"/>
+                <w:sz w:val="19"/>
+              </w:rPr>
+              <w:t>Linear 192-&gt;384</w:t>
+            </w:r>
+          </w:p>
+        </w:tc>
+        <w:tc>
+          <w:tcPr>
+            <w:tcW w:type="dxa" w:w="6236"/>
+            <w:vAlign w:val="center"/>
+          </w:tcPr>
+          <w:p>
+            <w:r>
+              <w:rPr>
+                <w:rFonts w:ascii="Arial" w:hAnsi="Arial"/>
+                <w:sz w:val="19"/>
+              </w:rPr>
+              <w:t>Mở rộng không gian để học tổ hợp đặc trưng phong phú hơn.</w:t>
+            </w:r>
+          </w:p>
+        </w:tc>
+      </w:tr>
+      <w:tr>
+        <w:tc>
+          <w:tcPr>
+            <w:tcW w:type="dxa" w:w="2835"/>
+            <w:vAlign w:val="center"/>
+          </w:tcPr>
+          <w:p>
+            <w:r>
+              <w:rPr>
+                <w:rFonts w:ascii="Arial" w:hAnsi="Arial"/>
+                <w:sz w:val="19"/>
+              </w:rPr>
+              <w:t>GELU</w:t>
+            </w:r>
+          </w:p>
+        </w:tc>
+        <w:tc>
+          <w:tcPr>
+            <w:tcW w:type="dxa" w:w="6236"/>
+            <w:vAlign w:val="center"/>
+          </w:tcPr>
+          <w:p>
+            <w:r>
+              <w:rPr>
+                <w:rFonts w:ascii="Arial" w:hAnsi="Arial"/>
+                <w:sz w:val="19"/>
+              </w:rPr>
+              <w:t>Thêm tính phi tuyến; nếu chỉ có Linear liên tiếp thì khả năng biểu diễn bị giới hạn.</w:t>
+            </w:r>
+          </w:p>
+        </w:tc>
+      </w:tr>
+      <w:tr>
+        <w:tc>
+          <w:tcPr>
+            <w:tcW w:type="dxa" w:w="2835"/>
+            <w:vAlign w:val="center"/>
+          </w:tcPr>
+          <w:p>
+            <w:r>
+              <w:rPr>
+                <w:rFonts w:ascii="Arial" w:hAnsi="Arial"/>
+                <w:sz w:val="19"/>
+              </w:rPr>
+              <w:t>Dropout</w:t>
+            </w:r>
+          </w:p>
+        </w:tc>
+        <w:tc>
+          <w:tcPr>
+            <w:tcW w:type="dxa" w:w="6236"/>
+            <w:vAlign w:val="center"/>
+          </w:tcPr>
+          <w:p>
+            <w:r>
+              <w:rPr>
+                <w:rFonts w:ascii="Arial" w:hAnsi="Arial"/>
+                <w:sz w:val="19"/>
+              </w:rPr>
+              <w:t>Khi train, tắt ngẫu nhiên một phần giá trị để giảm phụ thuộc và hạn chế overfitting.</w:t>
+            </w:r>
+          </w:p>
+        </w:tc>
+      </w:tr>
+      <w:tr>
+        <w:tc>
+          <w:tcPr>
+            <w:tcW w:type="dxa" w:w="2835"/>
+            <w:vAlign w:val="center"/>
+          </w:tcPr>
+          <w:p>
+            <w:r>
+              <w:rPr>
+                <w:rFonts w:ascii="Arial" w:hAnsi="Arial"/>
+                <w:sz w:val="19"/>
+              </w:rPr>
+              <w:t>Linear 384-&gt;192</w:t>
+            </w:r>
+          </w:p>
+        </w:tc>
+        <w:tc>
+          <w:tcPr>
+            <w:tcW w:type="dxa" w:w="6236"/>
+            <w:vAlign w:val="center"/>
+          </w:tcPr>
+          <w:p>
+            <w:r>
+              <w:rPr>
+                <w:rFonts w:ascii="Arial" w:hAnsi="Arial"/>
+                <w:sz w:val="19"/>
+              </w:rPr>
+              <w:t>Đưa tensor về embed_dim để có thể cộng residual với đầu vào.</w:t>
+            </w:r>
+          </w:p>
+        </w:tc>
+      </w:tr>
+    </w:tbl>
+    <w:p/>
+    <w:p>
+      <w:pPr>
+        <w:pStyle w:val="Heading2"/>
+      </w:pPr>
+      <w:r>
+        <w:t>8.7. Toàn bộ luồng của một block</w:t>
+      </w:r>
+    </w:p>
+    <w:tbl>
+      <w:tblPr>
+        <w:tblStyle w:val="TableGrid"/>
+        <w:tblW w:type="auto" w:w="0"/>
+        <w:jc w:val="center"/>
+        <w:tblLook w:firstColumn="1" w:firstRow="1" w:lastColumn="0" w:lastRow="0" w:noHBand="0" w:noVBand="1" w:val="04A0"/>
+      </w:tblPr>
+      <w:tblGrid>
+        <w:gridCol w:w="3324"/>
+        <w:gridCol w:w="3324"/>
+        <w:gridCol w:w="3324"/>
+      </w:tblGrid>
+      <w:tr>
+        <w:tc>
+          <w:tcPr>
+            <w:tcW w:type="dxa" w:w="1134"/>
+            <w:shd w:fill="D9EAF7"/>
+            <w:vAlign w:val="center"/>
+          </w:tcPr>
+          <w:p>
+            <w:r>
+              <w:rPr>
+                <w:rFonts w:ascii="Arial" w:hAnsi="Arial"/>
+                <w:b/>
+              </w:rPr>
+              <w:t>Bước</w:t>
+            </w:r>
+          </w:p>
+        </w:tc>
+        <w:tc>
+          <w:tcPr>
+            <w:tcW w:type="dxa" w:w="5102"/>
+            <w:shd w:fill="D9EAF7"/>
+            <w:vAlign w:val="center"/>
+          </w:tcPr>
+          <w:p>
+            <w:r>
+              <w:rPr>
+                <w:rFonts w:ascii="Arial" w:hAnsi="Arial"/>
+                <w:b/>
+              </w:rPr>
+              <w:t>Phép xử lý</w:t>
+            </w:r>
+          </w:p>
+        </w:tc>
+        <w:tc>
+          <w:tcPr>
+            <w:tcW w:type="dxa" w:w="2835"/>
+            <w:shd w:fill="D9EAF7"/>
+            <w:vAlign w:val="center"/>
+          </w:tcPr>
+          <w:p>
+            <w:r>
+              <w:rPr>
+                <w:rFonts w:ascii="Arial" w:hAnsi="Arial"/>
+                <w:b/>
+              </w:rPr>
+              <w:t>Shape</w:t>
+            </w:r>
+          </w:p>
+        </w:tc>
+      </w:tr>
+      <w:tr>
+        <w:tc>
+          <w:tcPr>
+            <w:tcW w:type="dxa" w:w="1134"/>
+            <w:vAlign w:val="center"/>
+          </w:tcPr>
+          <w:p>
+            <w:r>
+              <w:rPr>
+                <w:rFonts w:ascii="Arial" w:hAnsi="Arial"/>
+                <w:sz w:val="19"/>
+              </w:rPr>
+              <w:t>1</w:t>
+            </w:r>
+          </w:p>
+        </w:tc>
+        <w:tc>
+          <w:tcPr>
+            <w:tcW w:type="dxa" w:w="5102"/>
+            <w:vAlign w:val="center"/>
+          </w:tcPr>
+          <w:p>
+            <w:r>
+              <w:rPr>
+                <w:rFonts w:ascii="Arial" w:hAnsi="Arial"/>
+                <w:sz w:val="19"/>
+              </w:rPr>
+              <w:t>Nhận token x</w:t>
+            </w:r>
+          </w:p>
+        </w:tc>
+        <w:tc>
+          <w:tcPr>
+            <w:tcW w:type="dxa" w:w="2835"/>
+            <w:vAlign w:val="center"/>
+          </w:tcPr>
+          <w:p>
+            <w:r>
+              <w:rPr>
+                <w:rFonts w:ascii="Arial" w:hAnsi="Arial"/>
+                <w:sz w:val="19"/>
+              </w:rPr>
+              <w:t>[B,50,192]</w:t>
+            </w:r>
+          </w:p>
+        </w:tc>
+      </w:tr>
+      <w:tr>
+        <w:tc>
+          <w:tcPr>
+            <w:tcW w:type="dxa" w:w="1134"/>
+            <w:vAlign w:val="center"/>
+          </w:tcPr>
+          <w:p>
+            <w:r>
+              <w:rPr>
+                <w:rFonts w:ascii="Arial" w:hAnsi="Arial"/>
+                <w:sz w:val="19"/>
+              </w:rPr>
+              <w:t>2</w:t>
+            </w:r>
+          </w:p>
+        </w:tc>
+        <w:tc>
+          <w:tcPr>
+            <w:tcW w:type="dxa" w:w="5102"/>
+            <w:vAlign w:val="center"/>
+          </w:tcPr>
+          <w:p>
+            <w:r>
+              <w:rPr>
+                <w:rFonts w:ascii="Arial" w:hAnsi="Arial"/>
+                <w:sz w:val="19"/>
+              </w:rPr>
+              <w:t>norm_attention(x)</w:t>
+            </w:r>
+          </w:p>
+        </w:tc>
+        <w:tc>
+          <w:tcPr>
+            <w:tcW w:type="dxa" w:w="2835"/>
+            <w:vAlign w:val="center"/>
+          </w:tcPr>
+          <w:p>
+            <w:r>
+              <w:rPr>
+                <w:rFonts w:ascii="Arial" w:hAnsi="Arial"/>
+                <w:sz w:val="19"/>
+              </w:rPr>
+              <w:t>[B,50,192]</w:t>
+            </w:r>
+          </w:p>
+        </w:tc>
+      </w:tr>
+      <w:tr>
+        <w:tc>
+          <w:tcPr>
+            <w:tcW w:type="dxa" w:w="1134"/>
+            <w:vAlign w:val="center"/>
+          </w:tcPr>
+          <w:p>
+            <w:r>
+              <w:rPr>
+                <w:rFonts w:ascii="Arial" w:hAnsi="Arial"/>
+                <w:sz w:val="19"/>
+              </w:rPr>
+              <w:t>3</w:t>
+            </w:r>
+          </w:p>
+        </w:tc>
+        <w:tc>
+          <w:tcPr>
+            <w:tcW w:type="dxa" w:w="5102"/>
+            <w:vAlign w:val="center"/>
+          </w:tcPr>
+          <w:p>
+            <w:r>
+              <w:rPr>
+                <w:rFonts w:ascii="Arial" w:hAnsi="Arial"/>
+                <w:sz w:val="19"/>
+              </w:rPr>
+              <w:t>Multi-Head Self-Attention</w:t>
+            </w:r>
+          </w:p>
+        </w:tc>
+        <w:tc>
+          <w:tcPr>
+            <w:tcW w:type="dxa" w:w="2835"/>
+            <w:vAlign w:val="center"/>
+          </w:tcPr>
+          <w:p>
+            <w:r>
+              <w:rPr>
+                <w:rFonts w:ascii="Arial" w:hAnsi="Arial"/>
+                <w:sz w:val="19"/>
+              </w:rPr>
+              <w:t>[B,50,192]</w:t>
+            </w:r>
+          </w:p>
+        </w:tc>
+      </w:tr>
+      <w:tr>
+        <w:tc>
+          <w:tcPr>
+            <w:tcW w:type="dxa" w:w="1134"/>
+            <w:vAlign w:val="center"/>
+          </w:tcPr>
+          <w:p>
+            <w:r>
+              <w:rPr>
+                <w:rFonts w:ascii="Arial" w:hAnsi="Arial"/>
+                <w:sz w:val="19"/>
+              </w:rPr>
+              <w:t>4</w:t>
+            </w:r>
+          </w:p>
+        </w:tc>
+        <w:tc>
+          <w:tcPr>
+            <w:tcW w:type="dxa" w:w="5102"/>
+            <w:vAlign w:val="center"/>
+          </w:tcPr>
+          <w:p>
+            <w:r>
+              <w:rPr>
+                <w:rFonts w:ascii="Arial" w:hAnsi="Arial"/>
+                <w:sz w:val="19"/>
+              </w:rPr>
+              <w:t>Cộng residual với x cũ</w:t>
+            </w:r>
+          </w:p>
+        </w:tc>
+        <w:tc>
+          <w:tcPr>
+            <w:tcW w:type="dxa" w:w="2835"/>
+            <w:vAlign w:val="center"/>
+          </w:tcPr>
+          <w:p>
+            <w:r>
+              <w:rPr>
+                <w:rFonts w:ascii="Arial" w:hAnsi="Arial"/>
+                <w:sz w:val="19"/>
+              </w:rPr>
+              <w:t>[B,50,192]</w:t>
+            </w:r>
+          </w:p>
+        </w:tc>
+      </w:tr>
+      <w:tr>
+        <w:tc>
+          <w:tcPr>
+            <w:tcW w:type="dxa" w:w="1134"/>
+            <w:vAlign w:val="center"/>
+          </w:tcPr>
+          <w:p>
+            <w:r>
+              <w:rPr>
+                <w:rFonts w:ascii="Arial" w:hAnsi="Arial"/>
+                <w:sz w:val="19"/>
+              </w:rPr>
+              <w:t>5</w:t>
+            </w:r>
+          </w:p>
+        </w:tc>
+        <w:tc>
+          <w:tcPr>
+            <w:tcW w:type="dxa" w:w="5102"/>
+            <w:vAlign w:val="center"/>
+          </w:tcPr>
+          <w:p>
+            <w:r>
+              <w:rPr>
+                <w:rFonts w:ascii="Arial" w:hAnsi="Arial"/>
+                <w:sz w:val="19"/>
+              </w:rPr>
+              <w:t>norm_mlp(x)</w:t>
+            </w:r>
+          </w:p>
+        </w:tc>
+        <w:tc>
+          <w:tcPr>
+            <w:tcW w:type="dxa" w:w="2835"/>
+            <w:vAlign w:val="center"/>
+          </w:tcPr>
+          <w:p>
+            <w:r>
+              <w:rPr>
+                <w:rFonts w:ascii="Arial" w:hAnsi="Arial"/>
+                <w:sz w:val="19"/>
+              </w:rPr>
+              <w:t>[B,50,192]</w:t>
+            </w:r>
+          </w:p>
+        </w:tc>
+      </w:tr>
+      <w:tr>
+        <w:tc>
+          <w:tcPr>
+            <w:tcW w:type="dxa" w:w="1134"/>
+            <w:vAlign w:val="center"/>
+          </w:tcPr>
+          <w:p>
+            <w:r>
+              <w:rPr>
+                <w:rFonts w:ascii="Arial" w:hAnsi="Arial"/>
+                <w:sz w:val="19"/>
+              </w:rPr>
+              <w:t>6</w:t>
+            </w:r>
+          </w:p>
+        </w:tc>
+        <w:tc>
+          <w:tcPr>
+            <w:tcW w:type="dxa" w:w="5102"/>
+            <w:vAlign w:val="center"/>
+          </w:tcPr>
+          <w:p>
+            <w:r>
+              <w:rPr>
+                <w:rFonts w:ascii="Arial" w:hAnsi="Arial"/>
+                <w:sz w:val="19"/>
+              </w:rPr>
+              <w:t>FeedForward 192-&gt;384-&gt;192</w:t>
+            </w:r>
+          </w:p>
+        </w:tc>
+        <w:tc>
+          <w:tcPr>
+            <w:tcW w:type="dxa" w:w="2835"/>
+            <w:vAlign w:val="center"/>
+          </w:tcPr>
+          <w:p>
+            <w:r>
+              <w:rPr>
+                <w:rFonts w:ascii="Arial" w:hAnsi="Arial"/>
+                <w:sz w:val="19"/>
+              </w:rPr>
+              <w:t>[B,50,192]</w:t>
+            </w:r>
+          </w:p>
+        </w:tc>
+      </w:tr>
+      <w:tr>
+        <w:tc>
+          <w:tcPr>
+            <w:tcW w:type="dxa" w:w="1134"/>
+            <w:vAlign w:val="center"/>
+          </w:tcPr>
+          <w:p>
+            <w:r>
+              <w:rPr>
+                <w:rFonts w:ascii="Arial" w:hAnsi="Arial"/>
+                <w:sz w:val="19"/>
+              </w:rPr>
+              <w:t>7</w:t>
+            </w:r>
+          </w:p>
+        </w:tc>
+        <w:tc>
+          <w:tcPr>
+            <w:tcW w:type="dxa" w:w="5102"/>
+            <w:vAlign w:val="center"/>
+          </w:tcPr>
+          <w:p>
+            <w:r>
+              <w:rPr>
+                <w:rFonts w:ascii="Arial" w:hAnsi="Arial"/>
+                <w:sz w:val="19"/>
+              </w:rPr>
+              <w:t>Cộng residual lần hai</w:t>
+            </w:r>
+          </w:p>
+        </w:tc>
+        <w:tc>
+          <w:tcPr>
+            <w:tcW w:type="dxa" w:w="2835"/>
+            <w:vAlign w:val="center"/>
+          </w:tcPr>
+          <w:p>
+            <w:r>
+              <w:rPr>
+                <w:rFonts w:ascii="Arial" w:hAnsi="Arial"/>
+                <w:sz w:val="19"/>
+              </w:rPr>
+              <w:t>[B,50,192]</w:t>
+            </w:r>
+          </w:p>
+        </w:tc>
+      </w:tr>
+    </w:tbl>
+    <w:p/>
+    <w:p>
+      <w:r>
+        <w:t>SIC-ViT-4 lặp lại luồng trên bốn lần; cấu hình depth=12 lặp lại mười hai lần. Depth đếm số TransformerEncoderBlock, không phải tổng số Linear, LayerNorm hay Attention nhỏ nằm bên trong các block.</w:t>
+      </w:r>
+    </w:p>
     <w:sectPr>
       <w:footerReference w:type="default" r:id="rId9"/>
       <w:pgSz w:w="12240" w:h="15840"/>
